--- a/HTML/iframe/11 - Concrete Pouring Request (CPR)/CPR.docx
+++ b/HTML/iframe/11 - Concrete Pouring Request (CPR)/CPR.docx
@@ -25,37 +25,7 @@
           <w:sz w:val="28"/>
           <w:szCs w:val="28"/>
         </w:rPr>
-        <w:t>Concrete Pouring</w:t>
-      </w:r>
-      <w:r>
-        <w:rPr>
-          <w:rFonts w:asciiTheme="minorHAnsi" w:hAnsiTheme="minorHAnsi" w:cstheme="minorHAnsi"/>
-          <w:b/>
-          <w:bCs/>
-          <w:sz w:val="28"/>
-          <w:szCs w:val="28"/>
-        </w:rPr>
-        <w:t xml:space="preserve"> Request (</w:t>
-      </w:r>
-      <w:r>
-        <w:rPr>
-          <w:rFonts w:asciiTheme="minorHAnsi" w:hAnsiTheme="minorHAnsi" w:cstheme="minorHAnsi"/>
-          <w:b/>
-          <w:bCs/>
-          <w:sz w:val="28"/>
-          <w:szCs w:val="28"/>
-        </w:rPr>
-        <w:t>CPR</w:t>
-      </w:r>
-      <w:r>
-        <w:rPr>
-          <w:rFonts w:asciiTheme="minorHAnsi" w:hAnsiTheme="minorHAnsi" w:cstheme="minorHAnsi"/>
-          <w:b/>
-          <w:bCs/>
-          <w:sz w:val="28"/>
-          <w:szCs w:val="28"/>
-        </w:rPr>
-        <w:t>)</w:t>
+        <w:t>Concrete Pouring Request (CPR)</w:t>
       </w:r>
     </w:p>
     <w:p>
@@ -71,7 +41,7 @@
     <w:tbl>
       <w:tblPr>
         <w:tblStyle w:val="TableGrid"/>
-        <w:tblW w:w="10900" w:type="dxa"/>
+        <w:tblW w:w="11194" w:type="dxa"/>
         <w:tblInd w:w="-459" w:type="dxa"/>
         <w:tblBorders>
           <w:left w:val="none" w:sz="0" w:space="0" w:color="auto"/>
@@ -82,18 +52,18 @@
         <w:tblLook w:val="01E0" w:firstRow="1" w:lastRow="1" w:firstColumn="1" w:lastColumn="1" w:noHBand="0" w:noVBand="0"/>
       </w:tblPr>
       <w:tblGrid>
-        <w:gridCol w:w="3356"/>
-        <w:gridCol w:w="2058"/>
-        <w:gridCol w:w="186"/>
-        <w:gridCol w:w="5300"/>
+        <w:gridCol w:w="3446"/>
+        <w:gridCol w:w="2113"/>
+        <w:gridCol w:w="193"/>
+        <w:gridCol w:w="5442"/>
       </w:tblGrid>
       <w:tr>
         <w:trPr>
-          <w:trHeight w:val="1333"/>
+          <w:trHeight w:val="1239"/>
         </w:trPr>
         <w:tc>
           <w:tcPr>
-            <w:tcW w:w="5600" w:type="dxa"/>
+            <w:tcW w:w="5752" w:type="dxa"/>
             <w:gridSpan w:val="3"/>
             <w:tcBorders>
               <w:top w:val="single" w:sz="4" w:space="0" w:color="000000" w:themeColor="text1"/>
@@ -253,7 +223,7 @@
         </w:tc>
         <w:tc>
           <w:tcPr>
-            <w:tcW w:w="5300" w:type="dxa"/>
+            <w:tcW w:w="5442" w:type="dxa"/>
             <w:tcBorders>
               <w:top w:val="single" w:sz="4" w:space="0" w:color="000000" w:themeColor="text1"/>
               <w:left w:val="nil"/>
@@ -416,11 +386,11 @@
           <w:tblLook w:val="04A0" w:firstRow="1" w:lastRow="0" w:firstColumn="1" w:lastColumn="0" w:noHBand="0" w:noVBand="1"/>
         </w:tblPrEx>
         <w:trPr>
-          <w:trHeight w:val="1130"/>
+          <w:trHeight w:val="1050"/>
         </w:trPr>
         <w:tc>
           <w:tcPr>
-            <w:tcW w:w="5600" w:type="dxa"/>
+            <w:tcW w:w="5752" w:type="dxa"/>
             <w:gridSpan w:val="3"/>
             <w:tcBorders>
               <w:top w:val="single" w:sz="4" w:space="0" w:color="000000" w:themeColor="text1"/>
@@ -534,7 +504,7 @@
         </w:tc>
         <w:tc>
           <w:tcPr>
-            <w:tcW w:w="5300" w:type="dxa"/>
+            <w:tcW w:w="5442" w:type="dxa"/>
             <w:tcBorders>
               <w:top w:val="single" w:sz="4" w:space="0" w:color="000000" w:themeColor="text1"/>
               <w:left w:val="nil"/>
@@ -564,11 +534,11 @@
           <w:tblLook w:val="04A0" w:firstRow="1" w:lastRow="0" w:firstColumn="1" w:lastColumn="0" w:noHBand="0" w:noVBand="1"/>
         </w:tblPrEx>
         <w:trPr>
-          <w:trHeight w:val="310"/>
+          <w:trHeight w:val="287"/>
         </w:trPr>
         <w:tc>
           <w:tcPr>
-            <w:tcW w:w="5600" w:type="dxa"/>
+            <w:tcW w:w="5752" w:type="dxa"/>
             <w:gridSpan w:val="3"/>
             <w:tcBorders>
               <w:top w:val="single" w:sz="6" w:space="0" w:color="000000" w:themeColor="text1"/>
@@ -643,7 +613,7 @@
         </w:tc>
         <w:tc>
           <w:tcPr>
-            <w:tcW w:w="5300" w:type="dxa"/>
+            <w:tcW w:w="5442" w:type="dxa"/>
             <w:tcBorders>
               <w:top w:val="single" w:sz="6" w:space="0" w:color="000000" w:themeColor="text1"/>
               <w:left w:val="nil"/>
@@ -674,11 +644,11 @@
           <w:tblLook w:val="04A0" w:firstRow="1" w:lastRow="0" w:firstColumn="1" w:lastColumn="0" w:noHBand="0" w:noVBand="1"/>
         </w:tblPrEx>
         <w:trPr>
-          <w:trHeight w:val="540"/>
+          <w:trHeight w:val="500"/>
         </w:trPr>
         <w:tc>
           <w:tcPr>
-            <w:tcW w:w="10900" w:type="dxa"/>
+            <w:tcW w:w="11194" w:type="dxa"/>
             <w:gridSpan w:val="4"/>
             <w:tcBorders>
               <w:top w:val="nil"/>
@@ -727,11 +697,11 @@
           <w:tblLook w:val="04A0" w:firstRow="1" w:lastRow="0" w:firstColumn="1" w:lastColumn="0" w:noHBand="0" w:noVBand="1"/>
         </w:tblPrEx>
         <w:trPr>
-          <w:trHeight w:val="257"/>
+          <w:trHeight w:val="238"/>
         </w:trPr>
         <w:tc>
           <w:tcPr>
-            <w:tcW w:w="5414" w:type="dxa"/>
+            <w:tcW w:w="5559" w:type="dxa"/>
             <w:gridSpan w:val="2"/>
             <w:tcBorders>
               <w:top w:val="nil"/>
@@ -762,7 +732,7 @@
         </w:tc>
         <w:tc>
           <w:tcPr>
-            <w:tcW w:w="5486" w:type="dxa"/>
+            <w:tcW w:w="5635" w:type="dxa"/>
             <w:gridSpan w:val="2"/>
             <w:tcBorders>
               <w:top w:val="nil"/>
@@ -821,11 +791,11 @@
           <w:tblLook w:val="04A0" w:firstRow="1" w:lastRow="0" w:firstColumn="1" w:lastColumn="0" w:noHBand="0" w:noVBand="1"/>
         </w:tblPrEx>
         <w:trPr>
-          <w:trHeight w:val="353"/>
+          <w:trHeight w:val="328"/>
         </w:trPr>
         <w:tc>
           <w:tcPr>
-            <w:tcW w:w="3356" w:type="dxa"/>
+            <w:tcW w:w="3446" w:type="dxa"/>
             <w:tcBorders>
               <w:top w:val="nil"/>
               <w:bottom w:val="nil"/>
@@ -931,7 +901,7 @@
         </w:tc>
         <w:tc>
           <w:tcPr>
-            <w:tcW w:w="7544" w:type="dxa"/>
+            <w:tcW w:w="7748" w:type="dxa"/>
             <w:gridSpan w:val="3"/>
             <w:tcBorders>
               <w:top w:val="nil"/>
@@ -1300,11 +1270,11 @@
           <w:tblLook w:val="04A0" w:firstRow="1" w:lastRow="0" w:firstColumn="1" w:lastColumn="0" w:noHBand="0" w:noVBand="1"/>
         </w:tblPrEx>
         <w:trPr>
-          <w:trHeight w:val="618"/>
+          <w:trHeight w:val="575"/>
         </w:trPr>
         <w:tc>
           <w:tcPr>
-            <w:tcW w:w="3356" w:type="dxa"/>
+            <w:tcW w:w="3446" w:type="dxa"/>
             <w:tcBorders>
               <w:top w:val="nil"/>
               <w:bottom w:val="nil"/>
@@ -1402,7 +1372,7 @@
         </w:tc>
         <w:tc>
           <w:tcPr>
-            <w:tcW w:w="7544" w:type="dxa"/>
+            <w:tcW w:w="7748" w:type="dxa"/>
             <w:gridSpan w:val="3"/>
             <w:tcBorders>
               <w:top w:val="nil"/>
@@ -1644,11 +1614,11 @@
           <w:tblLook w:val="04A0" w:firstRow="1" w:lastRow="0" w:firstColumn="1" w:lastColumn="0" w:noHBand="0" w:noVBand="1"/>
         </w:tblPrEx>
         <w:trPr>
-          <w:trHeight w:val="6741"/>
+          <w:trHeight w:val="6272"/>
         </w:trPr>
         <w:tc>
           <w:tcPr>
-            <w:tcW w:w="10900" w:type="dxa"/>
+            <w:tcW w:w="11194" w:type="dxa"/>
             <w:gridSpan w:val="4"/>
             <w:tcBorders>
               <w:top w:val="nil"/>
@@ -1759,25 +1729,26 @@
           <w:tbl>
             <w:tblPr>
               <w:tblStyle w:val="TableGrid"/>
-              <w:tblW w:w="10502" w:type="dxa"/>
+              <w:tblW w:w="10787" w:type="dxa"/>
+              <w:tblInd w:w="3" w:type="dxa"/>
               <w:tblLayout w:type="fixed"/>
               <w:tblLook w:val="04A0" w:firstRow="1" w:lastRow="0" w:firstColumn="1" w:lastColumn="0" w:noHBand="0" w:noVBand="1"/>
             </w:tblPr>
             <w:tblGrid>
-              <w:gridCol w:w="2291"/>
-              <w:gridCol w:w="2406"/>
-              <w:gridCol w:w="974"/>
-              <w:gridCol w:w="16"/>
-              <w:gridCol w:w="990"/>
-              <w:gridCol w:w="3825"/>
+              <w:gridCol w:w="2352"/>
+              <w:gridCol w:w="2470"/>
+              <w:gridCol w:w="999"/>
+              <w:gridCol w:w="17"/>
+              <w:gridCol w:w="1016"/>
+              <w:gridCol w:w="3933"/>
             </w:tblGrid>
             <w:tr>
               <w:trPr>
-                <w:trHeight w:val="240"/>
+                <w:trHeight w:val="222"/>
               </w:trPr>
               <w:tc>
                 <w:tcPr>
-                  <w:tcW w:w="10502" w:type="dxa"/>
+                  <w:tcW w:w="10787" w:type="dxa"/>
                   <w:gridSpan w:val="6"/>
                 </w:tcPr>
                 <w:p>
@@ -1809,11 +1780,11 @@
             </w:tr>
             <w:tr>
               <w:trPr>
-                <w:trHeight w:val="226"/>
+                <w:trHeight w:val="209"/>
               </w:trPr>
               <w:tc>
                 <w:tcPr>
-                  <w:tcW w:w="2291" w:type="dxa"/>
+                  <w:tcW w:w="2352" w:type="dxa"/>
                   <w:vAlign w:val="center"/>
                 </w:tcPr>
                 <w:p>
@@ -1844,7 +1815,7 @@
               </w:tc>
               <w:tc>
                 <w:tcPr>
-                  <w:tcW w:w="2406" w:type="dxa"/>
+                  <w:tcW w:w="2470" w:type="dxa"/>
                   <w:vAlign w:val="center"/>
                 </w:tcPr>
                 <w:p>
@@ -1872,7 +1843,7 @@
               </w:tc>
               <w:tc>
                 <w:tcPr>
-                  <w:tcW w:w="990" w:type="dxa"/>
+                  <w:tcW w:w="1016" w:type="dxa"/>
                   <w:gridSpan w:val="2"/>
                   <w:vAlign w:val="center"/>
                 </w:tcPr>
@@ -1904,7 +1875,7 @@
               </w:tc>
               <w:tc>
                 <w:tcPr>
-                  <w:tcW w:w="990" w:type="dxa"/>
+                  <w:tcW w:w="1016" w:type="dxa"/>
                   <w:vAlign w:val="center"/>
                 </w:tcPr>
                 <w:p>
@@ -1935,7 +1906,7 @@
               </w:tc>
               <w:tc>
                 <w:tcPr>
-                  <w:tcW w:w="3823" w:type="dxa"/>
+                  <w:tcW w:w="3930" w:type="dxa"/>
                   <w:vAlign w:val="center"/>
                 </w:tcPr>
                 <w:p>
@@ -1977,11 +1948,11 @@
             </w:tr>
             <w:tr>
               <w:trPr>
-                <w:trHeight w:val="445"/>
+                <w:trHeight w:val="413"/>
               </w:trPr>
               <w:tc>
                 <w:tcPr>
-                  <w:tcW w:w="2291" w:type="dxa"/>
+                  <w:tcW w:w="2352" w:type="dxa"/>
                   <w:vAlign w:val="center"/>
                 </w:tcPr>
                 <w:p>
@@ -2010,7 +1981,7 @@
               </w:tc>
               <w:tc>
                 <w:tcPr>
-                  <w:tcW w:w="2406" w:type="dxa"/>
+                  <w:tcW w:w="2470" w:type="dxa"/>
                   <w:vAlign w:val="center"/>
                 </w:tcPr>
                 <w:p>
@@ -2031,7 +2002,7 @@
               </w:tc>
               <w:tc>
                 <w:tcPr>
-                  <w:tcW w:w="974" w:type="dxa"/>
+                  <w:tcW w:w="999" w:type="dxa"/>
                   <w:vAlign w:val="center"/>
                 </w:tcPr>
                 <w:p>
@@ -2052,7 +2023,7 @@
               </w:tc>
               <w:tc>
                 <w:tcPr>
-                  <w:tcW w:w="1006" w:type="dxa"/>
+                  <w:tcW w:w="1033" w:type="dxa"/>
                   <w:gridSpan w:val="2"/>
                   <w:vAlign w:val="center"/>
                 </w:tcPr>
@@ -2074,7 +2045,7 @@
               </w:tc>
               <w:tc>
                 <w:tcPr>
-                  <w:tcW w:w="3823" w:type="dxa"/>
+                  <w:tcW w:w="3930" w:type="dxa"/>
                   <w:vAlign w:val="center"/>
                 </w:tcPr>
                 <w:p>
@@ -2096,11 +2067,11 @@
             </w:tr>
             <w:tr>
               <w:trPr>
-                <w:trHeight w:val="445"/>
+                <w:trHeight w:val="413"/>
               </w:trPr>
               <w:tc>
                 <w:tcPr>
-                  <w:tcW w:w="2291" w:type="dxa"/>
+                  <w:tcW w:w="2352" w:type="dxa"/>
                   <w:vAlign w:val="center"/>
                 </w:tcPr>
                 <w:p>
@@ -2129,7 +2100,7 @@
               </w:tc>
               <w:tc>
                 <w:tcPr>
-                  <w:tcW w:w="2406" w:type="dxa"/>
+                  <w:tcW w:w="2470" w:type="dxa"/>
                   <w:vAlign w:val="center"/>
                 </w:tcPr>
                 <w:p>
@@ -2150,7 +2121,7 @@
               </w:tc>
               <w:tc>
                 <w:tcPr>
-                  <w:tcW w:w="974" w:type="dxa"/>
+                  <w:tcW w:w="999" w:type="dxa"/>
                   <w:vAlign w:val="center"/>
                 </w:tcPr>
                 <w:p>
@@ -2171,7 +2142,7 @@
               </w:tc>
               <w:tc>
                 <w:tcPr>
-                  <w:tcW w:w="1006" w:type="dxa"/>
+                  <w:tcW w:w="1033" w:type="dxa"/>
                   <w:gridSpan w:val="2"/>
                   <w:vAlign w:val="center"/>
                 </w:tcPr>
@@ -2193,7 +2164,7 @@
               </w:tc>
               <w:tc>
                 <w:tcPr>
-                  <w:tcW w:w="3823" w:type="dxa"/>
+                  <w:tcW w:w="3930" w:type="dxa"/>
                   <w:vAlign w:val="center"/>
                 </w:tcPr>
                 <w:p>
@@ -2215,11 +2186,11 @@
             </w:tr>
             <w:tr>
               <w:trPr>
-                <w:trHeight w:val="445"/>
+                <w:trHeight w:val="413"/>
               </w:trPr>
               <w:tc>
                 <w:tcPr>
-                  <w:tcW w:w="2291" w:type="dxa"/>
+                  <w:tcW w:w="2352" w:type="dxa"/>
                   <w:vAlign w:val="center"/>
                 </w:tcPr>
                 <w:p>
@@ -2251,7 +2222,7 @@
               </w:tc>
               <w:tc>
                 <w:tcPr>
-                  <w:tcW w:w="2406" w:type="dxa"/>
+                  <w:tcW w:w="2470" w:type="dxa"/>
                   <w:vAlign w:val="center"/>
                 </w:tcPr>
                 <w:p>
@@ -2272,7 +2243,7 @@
               </w:tc>
               <w:tc>
                 <w:tcPr>
-                  <w:tcW w:w="974" w:type="dxa"/>
+                  <w:tcW w:w="999" w:type="dxa"/>
                   <w:vAlign w:val="center"/>
                 </w:tcPr>
                 <w:p>
@@ -2293,7 +2264,7 @@
               </w:tc>
               <w:tc>
                 <w:tcPr>
-                  <w:tcW w:w="1006" w:type="dxa"/>
+                  <w:tcW w:w="1033" w:type="dxa"/>
                   <w:gridSpan w:val="2"/>
                   <w:vAlign w:val="center"/>
                 </w:tcPr>
@@ -2315,7 +2286,7 @@
               </w:tc>
               <w:tc>
                 <w:tcPr>
-                  <w:tcW w:w="3823" w:type="dxa"/>
+                  <w:tcW w:w="3930" w:type="dxa"/>
                   <w:vAlign w:val="center"/>
                 </w:tcPr>
                 <w:p>
@@ -2337,11 +2308,11 @@
             </w:tr>
             <w:tr>
               <w:trPr>
-                <w:trHeight w:val="445"/>
+                <w:trHeight w:val="413"/>
               </w:trPr>
               <w:tc>
                 <w:tcPr>
-                  <w:tcW w:w="2291" w:type="dxa"/>
+                  <w:tcW w:w="2352" w:type="dxa"/>
                   <w:vAlign w:val="center"/>
                 </w:tcPr>
                 <w:p>
@@ -2373,7 +2344,7 @@
               </w:tc>
               <w:tc>
                 <w:tcPr>
-                  <w:tcW w:w="2406" w:type="dxa"/>
+                  <w:tcW w:w="2470" w:type="dxa"/>
                   <w:vAlign w:val="center"/>
                 </w:tcPr>
                 <w:p>
@@ -2394,7 +2365,7 @@
               </w:tc>
               <w:tc>
                 <w:tcPr>
-                  <w:tcW w:w="974" w:type="dxa"/>
+                  <w:tcW w:w="999" w:type="dxa"/>
                   <w:vAlign w:val="center"/>
                 </w:tcPr>
                 <w:p>
@@ -2415,7 +2386,7 @@
               </w:tc>
               <w:tc>
                 <w:tcPr>
-                  <w:tcW w:w="1006" w:type="dxa"/>
+                  <w:tcW w:w="1033" w:type="dxa"/>
                   <w:gridSpan w:val="2"/>
                   <w:vAlign w:val="center"/>
                 </w:tcPr>
@@ -2437,7 +2408,7 @@
               </w:tc>
               <w:tc>
                 <w:tcPr>
-                  <w:tcW w:w="3823" w:type="dxa"/>
+                  <w:tcW w:w="3930" w:type="dxa"/>
                   <w:vAlign w:val="center"/>
                 </w:tcPr>
                 <w:p>
@@ -2459,11 +2430,11 @@
             </w:tr>
             <w:tr>
               <w:trPr>
-                <w:trHeight w:val="445"/>
+                <w:trHeight w:val="413"/>
               </w:trPr>
               <w:tc>
                 <w:tcPr>
-                  <w:tcW w:w="2291" w:type="dxa"/>
+                  <w:tcW w:w="2352" w:type="dxa"/>
                   <w:vAlign w:val="center"/>
                 </w:tcPr>
                 <w:p>
@@ -2495,7 +2466,7 @@
               </w:tc>
               <w:tc>
                 <w:tcPr>
-                  <w:tcW w:w="2406" w:type="dxa"/>
+                  <w:tcW w:w="2470" w:type="dxa"/>
                   <w:vAlign w:val="center"/>
                 </w:tcPr>
                 <w:p>
@@ -2516,7 +2487,7 @@
               </w:tc>
               <w:tc>
                 <w:tcPr>
-                  <w:tcW w:w="974" w:type="dxa"/>
+                  <w:tcW w:w="999" w:type="dxa"/>
                   <w:vAlign w:val="center"/>
                 </w:tcPr>
                 <w:p>
@@ -2537,7 +2508,7 @@
               </w:tc>
               <w:tc>
                 <w:tcPr>
-                  <w:tcW w:w="1006" w:type="dxa"/>
+                  <w:tcW w:w="1033" w:type="dxa"/>
                   <w:gridSpan w:val="2"/>
                   <w:vAlign w:val="center"/>
                 </w:tcPr>
@@ -2559,7 +2530,7 @@
               </w:tc>
               <w:tc>
                 <w:tcPr>
-                  <w:tcW w:w="3823" w:type="dxa"/>
+                  <w:tcW w:w="3930" w:type="dxa"/>
                   <w:vAlign w:val="center"/>
                 </w:tcPr>
                 <w:p>
@@ -2581,11 +2552,11 @@
             </w:tr>
             <w:tr>
               <w:trPr>
-                <w:trHeight w:val="445"/>
+                <w:trHeight w:val="413"/>
               </w:trPr>
               <w:tc>
                 <w:tcPr>
-                  <w:tcW w:w="2291" w:type="dxa"/>
+                  <w:tcW w:w="2352" w:type="dxa"/>
                   <w:vAlign w:val="center"/>
                 </w:tcPr>
                 <w:p>
@@ -2617,7 +2588,7 @@
               </w:tc>
               <w:tc>
                 <w:tcPr>
-                  <w:tcW w:w="2406" w:type="dxa"/>
+                  <w:tcW w:w="2470" w:type="dxa"/>
                   <w:vAlign w:val="center"/>
                 </w:tcPr>
                 <w:p>
@@ -2638,7 +2609,7 @@
               </w:tc>
               <w:tc>
                 <w:tcPr>
-                  <w:tcW w:w="974" w:type="dxa"/>
+                  <w:tcW w:w="999" w:type="dxa"/>
                   <w:vAlign w:val="center"/>
                 </w:tcPr>
                 <w:p>
@@ -2659,7 +2630,7 @@
               </w:tc>
               <w:tc>
                 <w:tcPr>
-                  <w:tcW w:w="1006" w:type="dxa"/>
+                  <w:tcW w:w="1033" w:type="dxa"/>
                   <w:gridSpan w:val="2"/>
                   <w:vAlign w:val="center"/>
                 </w:tcPr>
@@ -2681,7 +2652,7 @@
               </w:tc>
               <w:tc>
                 <w:tcPr>
-                  <w:tcW w:w="3823" w:type="dxa"/>
+                  <w:tcW w:w="3930" w:type="dxa"/>
                   <w:vAlign w:val="center"/>
                 </w:tcPr>
                 <w:p>
@@ -3018,166 +2989,296 @@
         <w:docPartUnique/>
       </w:docPartObj>
     </w:sdtPr>
+    <w:sdtEndPr>
+      <w:rPr>
+        <w:rFonts w:eastAsia="Times New Roman" w:cstheme="minorHAnsi"/>
+        <w:sz w:val="18"/>
+        <w:szCs w:val="18"/>
+        <w:lang w:bidi="ar-SA"/>
+      </w:rPr>
+    </w:sdtEndPr>
     <w:sdtContent>
-      <w:sdt>
-        <w:sdtPr>
+      <w:p>
+        <w:pPr>
+          <w:spacing w:before="120" w:after="200"/>
+          <w:outlineLvl w:val="0"/>
           <w:rPr>
-            <w:rFonts w:asciiTheme="minorHAnsi" w:eastAsiaTheme="minorHAnsi" w:hAnsiTheme="minorHAnsi" w:cstheme="minorBidi"/>
-            <w:sz w:val="22"/>
-            <w:szCs w:val="22"/>
-            <w:lang w:bidi="en-US"/>
+            <w:rFonts w:asciiTheme="minorHAnsi" w:hAnsiTheme="minorHAnsi" w:cstheme="minorHAnsi"/>
+            <w:sz w:val="18"/>
+            <w:szCs w:val="18"/>
           </w:rPr>
-          <w:id w:val="-1769616900"/>
-          <w:docPartObj>
-            <w:docPartGallery w:val="Page Numbers (Top of Page)"/>
-            <w:docPartUnique/>
-          </w:docPartObj>
-        </w:sdtPr>
-        <w:sdtContent>
-          <w:p>
-            <w:pPr>
-              <w:spacing w:before="120" w:after="200"/>
-              <w:outlineLvl w:val="0"/>
-              <w:rPr>
-                <w:rFonts w:asciiTheme="minorHAnsi" w:hAnsiTheme="minorHAnsi" w:cstheme="minorHAnsi"/>
-                <w:sz w:val="18"/>
-                <w:szCs w:val="18"/>
-              </w:rPr>
-            </w:pPr>
-          </w:p>
-          <w:p>
-            <w:pPr>
-              <w:pStyle w:val="Footer"/>
-              <w:ind w:right="188"/>
-              <w:jc w:val="right"/>
-            </w:pPr>
-            <w:r>
-              <w:rPr>
-                <w:rFonts w:asciiTheme="minorBidi" w:hAnsiTheme="minorBidi"/>
-                <w:sz w:val="16"/>
-                <w:szCs w:val="16"/>
-              </w:rPr>
-              <w:t xml:space="preserve">Page </w:t>
-            </w:r>
-            <w:r>
-              <w:rPr>
-                <w:rFonts w:asciiTheme="minorBidi" w:hAnsiTheme="minorBidi"/>
-                <w:b/>
-                <w:bCs/>
-                <w:sz w:val="16"/>
-                <w:szCs w:val="16"/>
-              </w:rPr>
-              <w:fldChar w:fldCharType="begin"/>
-            </w:r>
-            <w:r>
-              <w:rPr>
-                <w:rFonts w:asciiTheme="minorBidi" w:hAnsiTheme="minorBidi"/>
-                <w:b/>
-                <w:bCs/>
-                <w:sz w:val="16"/>
-                <w:szCs w:val="16"/>
-              </w:rPr>
-              <w:instrText xml:space="preserve"> PAGE </w:instrText>
-            </w:r>
-            <w:r>
-              <w:rPr>
-                <w:rFonts w:asciiTheme="minorBidi" w:hAnsiTheme="minorBidi"/>
-                <w:b/>
-                <w:bCs/>
-                <w:sz w:val="16"/>
-                <w:szCs w:val="16"/>
-              </w:rPr>
-              <w:fldChar w:fldCharType="separate"/>
-            </w:r>
-            <w:r>
-              <w:rPr>
-                <w:rFonts w:asciiTheme="minorBidi" w:hAnsiTheme="minorBidi"/>
-                <w:b/>
-                <w:bCs/>
-                <w:noProof/>
-                <w:sz w:val="16"/>
-                <w:szCs w:val="16"/>
-              </w:rPr>
-              <w:t>1</w:t>
-            </w:r>
-            <w:r>
-              <w:rPr>
-                <w:rFonts w:asciiTheme="minorBidi" w:hAnsiTheme="minorBidi"/>
-                <w:b/>
-                <w:bCs/>
-                <w:sz w:val="16"/>
-                <w:szCs w:val="16"/>
-              </w:rPr>
-              <w:fldChar w:fldCharType="end"/>
-            </w:r>
-            <w:r>
-              <w:rPr>
-                <w:rFonts w:asciiTheme="minorBidi" w:hAnsiTheme="minorBidi"/>
-                <w:sz w:val="16"/>
-                <w:szCs w:val="16"/>
-              </w:rPr>
-              <w:t xml:space="preserve"> of </w:t>
-            </w:r>
-            <w:r>
-              <w:rPr>
-                <w:rFonts w:asciiTheme="minorBidi" w:hAnsiTheme="minorBidi"/>
-                <w:b/>
-                <w:bCs/>
-                <w:sz w:val="16"/>
-                <w:szCs w:val="16"/>
-              </w:rPr>
-              <w:fldChar w:fldCharType="begin"/>
-            </w:r>
-            <w:r>
-              <w:rPr>
-                <w:rFonts w:asciiTheme="minorBidi" w:hAnsiTheme="minorBidi"/>
-                <w:b/>
-                <w:bCs/>
-                <w:sz w:val="16"/>
-                <w:szCs w:val="16"/>
-              </w:rPr>
-              <w:instrText xml:space="preserve"> NUMPAGES  </w:instrText>
-            </w:r>
-            <w:r>
-              <w:rPr>
-                <w:rFonts w:asciiTheme="minorBidi" w:hAnsiTheme="minorBidi"/>
-                <w:b/>
-                <w:bCs/>
-                <w:sz w:val="16"/>
-                <w:szCs w:val="16"/>
-              </w:rPr>
-              <w:fldChar w:fldCharType="separate"/>
-            </w:r>
-            <w:r>
-              <w:rPr>
-                <w:rFonts w:asciiTheme="minorBidi" w:hAnsiTheme="minorBidi"/>
-                <w:b/>
-                <w:bCs/>
-                <w:noProof/>
-                <w:sz w:val="16"/>
-                <w:szCs w:val="16"/>
-              </w:rPr>
-              <w:t>1</w:t>
-            </w:r>
-            <w:r>
-              <w:rPr>
-                <w:rFonts w:asciiTheme="minorBidi" w:hAnsiTheme="minorBidi"/>
-                <w:b/>
-                <w:bCs/>
-                <w:sz w:val="16"/>
-                <w:szCs w:val="16"/>
-              </w:rPr>
-              <w:fldChar w:fldCharType="end"/>
-            </w:r>
-          </w:p>
-        </w:sdtContent>
-      </w:sdt>
+        </w:pPr>
+      </w:p>
     </w:sdtContent>
   </w:sdt>
   <w:p>
     <w:pPr>
+      <w:jc w:val="center"/>
+      <w:rPr>
+        <w:rFonts w:asciiTheme="minorHAnsi" w:eastAsiaTheme="minorHAnsi" w:hAnsiTheme="minorHAnsi" w:cstheme="minorBidi"/>
+        <w:noProof/>
+        <w:color w:val="1F497D" w:themeColor="text2"/>
+        <w:sz w:val="40"/>
+        <w:szCs w:val="40"/>
+      </w:rPr>
+    </w:pPr>
+    <w:r>
+      <w:rPr>
+        <w:noProof/>
+        <w:color w:val="1F497D" w:themeColor="text2"/>
+        <w:sz w:val="44"/>
+        <w:szCs w:val="44"/>
+      </w:rPr>
+      <w:drawing>
+        <wp:anchor distT="0" distB="0" distL="114300" distR="114300" simplePos="0" relativeHeight="251667456" behindDoc="1" locked="0" layoutInCell="1" allowOverlap="1" wp14:anchorId="6529CACA" wp14:editId="0F5598C1">
+          <wp:simplePos x="0" y="0"/>
+          <wp:positionH relativeFrom="margin">
+            <wp:posOffset>5443220</wp:posOffset>
+          </wp:positionH>
+          <wp:positionV relativeFrom="paragraph">
+            <wp:posOffset>-373380</wp:posOffset>
+          </wp:positionV>
+          <wp:extent cx="1242060" cy="971550"/>
+          <wp:effectExtent l="0" t="0" r="0" b="0"/>
+          <wp:wrapTight wrapText="bothSides">
+            <wp:wrapPolygon edited="0">
+              <wp:start x="9276" y="1694"/>
+              <wp:lineTo x="6294" y="3388"/>
+              <wp:lineTo x="4969" y="5506"/>
+              <wp:lineTo x="4969" y="9318"/>
+              <wp:lineTo x="2982" y="13129"/>
+              <wp:lineTo x="2650" y="16094"/>
+              <wp:lineTo x="4307" y="17788"/>
+              <wp:lineTo x="16896" y="17788"/>
+              <wp:lineTo x="18883" y="16094"/>
+              <wp:lineTo x="18221" y="13553"/>
+              <wp:lineTo x="16233" y="9318"/>
+              <wp:lineTo x="16564" y="6353"/>
+              <wp:lineTo x="14908" y="3388"/>
+              <wp:lineTo x="11926" y="1694"/>
+              <wp:lineTo x="9276" y="1694"/>
+            </wp:wrapPolygon>
+          </wp:wrapTight>
+          <wp:docPr id="699793620" name="Picture 3"/>
+          <wp:cNvGraphicFramePr>
+            <a:graphicFrameLocks xmlns:a="http://schemas.openxmlformats.org/drawingml/2006/main" noChangeAspect="1"/>
+          </wp:cNvGraphicFramePr>
+          <a:graphic xmlns:a="http://schemas.openxmlformats.org/drawingml/2006/main">
+            <a:graphicData uri="http://schemas.openxmlformats.org/drawingml/2006/picture">
+              <pic:pic xmlns:pic="http://schemas.openxmlformats.org/drawingml/2006/picture">
+                <pic:nvPicPr>
+                  <pic:cNvPr id="1673798688" name="Picture 1673798688"/>
+                  <pic:cNvPicPr/>
+                </pic:nvPicPr>
+                <pic:blipFill>
+                  <a:blip r:embed="rId1">
+                    <a:extLst>
+                      <a:ext uri="{28A0092B-C50C-407E-A947-70E740481C1C}">
+                        <a14:useLocalDpi xmlns:a14="http://schemas.microsoft.com/office/drawing/2010/main" val="0"/>
+                      </a:ext>
+                    </a:extLst>
+                  </a:blip>
+                  <a:stretch>
+                    <a:fillRect/>
+                  </a:stretch>
+                </pic:blipFill>
+                <pic:spPr>
+                  <a:xfrm>
+                    <a:off x="0" y="0"/>
+                    <a:ext cx="1242060" cy="971550"/>
+                  </a:xfrm>
+                  <a:prstGeom prst="rect">
+                    <a:avLst/>
+                  </a:prstGeom>
+                  <a:effectLst>
+                    <a:innerShdw blurRad="63500" dist="50800" dir="16200000">
+                      <a:prstClr val="black">
+                        <a:alpha val="50000"/>
+                      </a:prstClr>
+                    </a:innerShdw>
+                  </a:effectLst>
+                </pic:spPr>
+              </pic:pic>
+            </a:graphicData>
+          </a:graphic>
+          <wp14:sizeRelH relativeFrom="margin">
+            <wp14:pctWidth>0</wp14:pctWidth>
+          </wp14:sizeRelH>
+          <wp14:sizeRelV relativeFrom="margin">
+            <wp14:pctHeight>0</wp14:pctHeight>
+          </wp14:sizeRelV>
+        </wp:anchor>
+      </w:drawing>
+    </w:r>
+    <w:r>
+      <w:rPr>
+        <w:noProof/>
+        <w:color w:val="1F497D" w:themeColor="text2"/>
+        <w:sz w:val="44"/>
+        <w:szCs w:val="44"/>
+      </w:rPr>
+      <w:drawing>
+        <wp:anchor distT="0" distB="0" distL="114300" distR="114300" simplePos="0" relativeHeight="251668480" behindDoc="1" locked="0" layoutInCell="1" allowOverlap="1" wp14:anchorId="61D1D0C5" wp14:editId="4942F94C">
+          <wp:simplePos x="0" y="0"/>
+          <wp:positionH relativeFrom="column">
+            <wp:posOffset>-194945</wp:posOffset>
+          </wp:positionH>
+          <wp:positionV relativeFrom="paragraph">
+            <wp:posOffset>-252095</wp:posOffset>
+          </wp:positionV>
+          <wp:extent cx="699135" cy="699135"/>
+          <wp:effectExtent l="0" t="0" r="5715" b="5715"/>
+          <wp:wrapTight wrapText="bothSides">
+            <wp:wrapPolygon edited="0">
+              <wp:start x="0" y="0"/>
+              <wp:lineTo x="0" y="21188"/>
+              <wp:lineTo x="21188" y="21188"/>
+              <wp:lineTo x="21188" y="0"/>
+              <wp:lineTo x="0" y="0"/>
+            </wp:wrapPolygon>
+          </wp:wrapTight>
+          <wp:docPr id="71918742" name="Picture 16"/>
+          <wp:cNvGraphicFramePr>
+            <a:graphicFrameLocks xmlns:a="http://schemas.openxmlformats.org/drawingml/2006/main" noChangeAspect="1"/>
+          </wp:cNvGraphicFramePr>
+          <a:graphic xmlns:a="http://schemas.openxmlformats.org/drawingml/2006/main">
+            <a:graphicData uri="http://schemas.openxmlformats.org/drawingml/2006/picture">
+              <pic:pic xmlns:pic="http://schemas.openxmlformats.org/drawingml/2006/picture">
+                <pic:nvPicPr>
+                  <pic:cNvPr id="71918742" name="Picture 71918742"/>
+                  <pic:cNvPicPr/>
+                </pic:nvPicPr>
+                <pic:blipFill>
+                  <a:blip r:embed="rId2">
+                    <a:extLst>
+                      <a:ext uri="{28A0092B-C50C-407E-A947-70E740481C1C}">
+                        <a14:useLocalDpi xmlns:a14="http://schemas.microsoft.com/office/drawing/2010/main" val="0"/>
+                      </a:ext>
+                    </a:extLst>
+                  </a:blip>
+                  <a:stretch>
+                    <a:fillRect/>
+                  </a:stretch>
+                </pic:blipFill>
+                <pic:spPr>
+                  <a:xfrm>
+                    <a:off x="0" y="0"/>
+                    <a:ext cx="699135" cy="699135"/>
+                  </a:xfrm>
+                  <a:prstGeom prst="rect">
+                    <a:avLst/>
+                  </a:prstGeom>
+                </pic:spPr>
+              </pic:pic>
+            </a:graphicData>
+          </a:graphic>
+          <wp14:sizeRelH relativeFrom="margin">
+            <wp14:pctWidth>0</wp14:pctWidth>
+          </wp14:sizeRelH>
+          <wp14:sizeRelV relativeFrom="margin">
+            <wp14:pctHeight>0</wp14:pctHeight>
+          </wp14:sizeRelV>
+        </wp:anchor>
+      </w:drawing>
+    </w:r>
+    <w:hyperlink r:id="rId3" w:history="1">
+      <w:r>
+        <w:rPr>
+          <w:rStyle w:val="Hyperlink"/>
+          <w:rFonts w:asciiTheme="minorHAnsi" w:eastAsiaTheme="minorHAnsi" w:hAnsiTheme="minorHAnsi" w:cstheme="minorBidi"/>
+          <w:noProof/>
+          <w:color w:val="1F497D" w:themeColor="text2"/>
+          <w:sz w:val="40"/>
+          <w:szCs w:val="40"/>
+        </w:rPr>
+        <w:t xml:space="preserve">Mostanad </w:t>
+      </w:r>
+      <w:r>
+        <w:rPr>
+          <w:rStyle w:val="Hyperlink"/>
+          <w:rFonts w:asciiTheme="minorHAnsi" w:eastAsiaTheme="minorHAnsi" w:hAnsiTheme="minorHAnsi" w:cstheme="minorBidi"/>
+          <w:noProof/>
+          <w:color w:val="1F497D" w:themeColor="text2"/>
+          <w:sz w:val="40"/>
+          <w:szCs w:val="40"/>
+        </w:rPr>
+        <w:t>A</w:t>
+      </w:r>
+      <w:r>
+        <w:rPr>
+          <w:rStyle w:val="Hyperlink"/>
+          <w:rFonts w:asciiTheme="minorHAnsi" w:eastAsiaTheme="minorHAnsi" w:hAnsiTheme="minorHAnsi" w:cstheme="minorBidi"/>
+          <w:noProof/>
+          <w:color w:val="1F497D" w:themeColor="text2"/>
+          <w:sz w:val="40"/>
+          <w:szCs w:val="40"/>
+        </w:rPr>
+        <w:t xml:space="preserve">cademy | </w:t>
+      </w:r>
+      <w:r>
+        <w:rPr>
+          <w:rStyle w:val="Hyperlink"/>
+          <w:rFonts w:asciiTheme="minorHAnsi" w:eastAsiaTheme="minorHAnsi" w:hAnsiTheme="minorHAnsi" w:cs="Arial"/>
+          <w:noProof/>
+          <w:color w:val="1F497D" w:themeColor="text2"/>
+          <w:sz w:val="40"/>
+          <w:szCs w:val="40"/>
+          <w:rtl/>
+        </w:rPr>
+        <w:t>مستند أكا</w:t>
+      </w:r>
+      <w:r>
+        <w:rPr>
+          <w:rStyle w:val="Hyperlink"/>
+          <w:rFonts w:asciiTheme="minorHAnsi" w:eastAsiaTheme="minorHAnsi" w:hAnsiTheme="minorHAnsi" w:cs="Arial"/>
+          <w:noProof/>
+          <w:color w:val="1F497D" w:themeColor="text2"/>
+          <w:sz w:val="40"/>
+          <w:szCs w:val="40"/>
+          <w:rtl/>
+        </w:rPr>
+        <w:t>د</w:t>
+      </w:r>
+      <w:r>
+        <w:rPr>
+          <w:rStyle w:val="Hyperlink"/>
+          <w:rFonts w:asciiTheme="minorHAnsi" w:eastAsiaTheme="minorHAnsi" w:hAnsiTheme="minorHAnsi" w:cs="Arial"/>
+          <w:noProof/>
+          <w:color w:val="1F497D" w:themeColor="text2"/>
+          <w:sz w:val="40"/>
+          <w:szCs w:val="40"/>
+          <w:rtl/>
+        </w:rPr>
+        <w:t>يمي</w:t>
+      </w:r>
+    </w:hyperlink>
+  </w:p>
+  <w:p>
+    <w:pPr>
       <w:pStyle w:val="Footer"/>
-      <w:jc w:val="center"/>
+    </w:pPr>
+    <w:r>
+      <w:rPr>
+        <w:rFonts w:asciiTheme="minorBidi" w:hAnsiTheme="minorBidi"/>
+        <w:sz w:val="18"/>
+        <w:szCs w:val="18"/>
+      </w:rPr>
+      <w:tab/>
+    </w:r>
+    <w:r>
+      <w:rPr>
+        <w:rFonts w:asciiTheme="minorBidi" w:hAnsiTheme="minorBidi"/>
+        <w:sz w:val="18"/>
+        <w:szCs w:val="18"/>
+      </w:rPr>
+      <w:tab/>
+    </w:r>
+  </w:p>
+  <w:p>
+    <w:pPr>
+      <w:pStyle w:val="Footer"/>
+      <w:ind w:right="188"/>
+      <w:jc w:val="right"/>
       <w:rPr>
         <w:rFonts w:asciiTheme="minorBidi" w:hAnsiTheme="minorBidi"/>
         <w:sz w:val="18"/>
@@ -8262,6 +8363,18 @@
       <w:shd w:val="clear" w:color="auto" w:fill="E1DFDD"/>
     </w:rPr>
   </w:style>
+  <w:style w:type="character" w:styleId="FollowedHyperlink">
+    <w:name w:val="FollowedHyperlink"/>
+    <w:basedOn w:val="DefaultParagraphFont"/>
+    <w:uiPriority w:val="99"/>
+    <w:semiHidden/>
+    <w:unhideWhenUsed/>
+    <w:rsid w:val="006D2E92"/>
+    <w:rPr>
+      <w:color w:val="800080" w:themeColor="followedHyperlink"/>
+      <w:u w:val="single"/>
+    </w:rPr>
+  </w:style>
 </w:styles>
 </file>
 
